--- a/lab6/Lab6_CereteuMaxim_FAF-243.docx
+++ b/lab6/Lab6_CereteuMaxim_FAF-243.docx
@@ -337,7 +337,7 @@
         <w:t>riscv64-linux-gnu-gcc</w:t>
       </w:r>
       <w:r>
-        <w:t xml:space="preserve"> 15.2 și emulatorul QEMU 10.2. Ieșirea din terminal a fost salvată automat de scriptul </w:t>
+        <w:t xml:space="preserve"> 15.2 și emulatorul QEMU 10.2. Comenzile au fost rulate de scriptul </w:t>
       </w:r>
       <w:r>
         <w:rPr>
@@ -347,7 +347,27 @@
         <w:t>tools/capture.sh</w:t>
       </w:r>
       <w:r>
-        <w:t xml:space="preserve"> din depozit, iar figurile de mai jos reproduc exact acele fișiere (</w:t>
+        <w:t xml:space="preserve"> din depozit într-o fereastră Windows Terminal cu profilul Ubuntu; la sfârșitul fiecărei părți scriptul </w:t>
+      </w:r>
+      <w:r>
+        <w:rPr>
+          <w:rFonts w:ascii="Consolas" w:hAnsi="Consolas"/>
+          <w:sz w:val="21"/>
+        </w:rPr>
+        <w:t>tools/shot.ps1</w:t>
+      </w:r>
+      <w:r>
+        <w:t xml:space="preserve"> a făcut o captură de ecran a ferestrei (</w:t>
+      </w:r>
+      <w:r>
+        <w:rPr>
+          <w:rFonts w:ascii="Consolas" w:hAnsi="Consolas"/>
+          <w:sz w:val="21"/>
+        </w:rPr>
+        <w:t>labN/output/*.png</w:t>
+      </w:r>
+      <w:r>
+        <w:t xml:space="preserve">), iar textul afișat a fost salvat și în </w:t>
       </w:r>
       <w:r>
         <w:rPr>
@@ -357,7 +377,7 @@
         <w:t>labN/output/*.txt</w:t>
       </w:r>
       <w:r>
-        <w:t xml:space="preserve">). Programele </w:t>
+        <w:t xml:space="preserve">. Figurile de mai jos sunt aceste capturi de ecran. Programele </w:t>
       </w:r>
       <w:r>
         <w:rPr>
@@ -408,315 +428,47 @@
         <w:t>3. Partea 1 – ce arată xv6</w:t>
       </w:r>
     </w:p>
-    <w:tbl>
-      <w:tblPr>
-        <w:tblW w:type="auto" w:w="0"/>
+    <w:p>
+      <w:pPr>
+        <w:keepNext/>
+        <w:spacing w:after="0"/>
         <w:jc w:val="center"/>
-        <w:tblLook w:firstColumn="1" w:firstRow="1" w:lastColumn="0" w:lastRow="0" w:noHBand="0" w:noVBand="1" w:val="04A0"/>
-      </w:tblPr>
-      <w:tblGrid>
-        <w:gridCol w:w="9639"/>
-      </w:tblGrid>
-      <w:tr>
-        <w:tc>
-          <w:tcPr>
-            <w:tcW w:type="dxa" w:w="9639"/>
-            <w:shd w:val="clear" w:color="auto" w:fill="1E1E1E"/>
-          </w:tcPr>
-          <w:p>
-            <w:pPr>
-              <w:spacing w:after="0" w:line="240" w:lineRule="auto"/>
-            </w:pPr>
-            <w:r>
-              <w:rPr>
-                <w:rFonts w:ascii="Consolas" w:hAnsi="Consolas"/>
-                <w:color w:val="8AE234"/>
-                <w:sz w:val="17"/>
-              </w:rPr>
-              <w:t>maxim@MaxCrt:~/xv6-riscv$ cat kernel/stat.h</w:t>
-              <w:br/>
-            </w:r>
-            <w:r>
-              <w:rPr>
-                <w:rFonts w:ascii="Consolas" w:hAnsi="Consolas"/>
-                <w:color w:val="EEEEEE"/>
-                <w:sz w:val="17"/>
-              </w:rPr>
-              <w:t>#define T_DIR    1 // Directory</w:t>
-              <w:br/>
-            </w:r>
-            <w:r>
-              <w:rPr>
-                <w:rFonts w:ascii="Consolas" w:hAnsi="Consolas"/>
-                <w:color w:val="EEEEEE"/>
-                <w:sz w:val="17"/>
-              </w:rPr>
-              <w:t>#define T_FILE   2 // File</w:t>
-              <w:br/>
-            </w:r>
-            <w:r>
-              <w:rPr>
-                <w:rFonts w:ascii="Consolas" w:hAnsi="Consolas"/>
-                <w:color w:val="EEEEEE"/>
-                <w:sz w:val="17"/>
-              </w:rPr>
-              <w:t>#define T_DEVICE 3 // Device</w:t>
-              <w:br/>
-            </w:r>
-            <w:r>
-              <w:rPr>
-                <w:rFonts w:ascii="Consolas" w:hAnsi="Consolas"/>
-                <w:color w:val="EEEEEE"/>
-                <w:sz w:val="17"/>
-              </w:rPr>
-              <w:br/>
-            </w:r>
-            <w:r>
-              <w:rPr>
-                <w:rFonts w:ascii="Consolas" w:hAnsi="Consolas"/>
-                <w:color w:val="EEEEEE"/>
-                <w:sz w:val="17"/>
-              </w:rPr>
-              <w:t>struct stat {</w:t>
-              <w:br/>
-            </w:r>
-            <w:r>
-              <w:rPr>
-                <w:rFonts w:ascii="Consolas" w:hAnsi="Consolas"/>
-                <w:color w:val="EEEEEE"/>
-                <w:sz w:val="17"/>
-              </w:rPr>
-              <w:t xml:space="preserve">  int dev;     // File system's disk device</w:t>
-              <w:br/>
-            </w:r>
-            <w:r>
-              <w:rPr>
-                <w:rFonts w:ascii="Consolas" w:hAnsi="Consolas"/>
-                <w:color w:val="EEEEEE"/>
-                <w:sz w:val="17"/>
-              </w:rPr>
-              <w:t xml:space="preserve">  uint ino;    // Inode number</w:t>
-              <w:br/>
-            </w:r>
-            <w:r>
-              <w:rPr>
-                <w:rFonts w:ascii="Consolas" w:hAnsi="Consolas"/>
-                <w:color w:val="EEEEEE"/>
-                <w:sz w:val="17"/>
-              </w:rPr>
-              <w:t xml:space="preserve">  short type;  // Type of file</w:t>
-              <w:br/>
-            </w:r>
-            <w:r>
-              <w:rPr>
-                <w:rFonts w:ascii="Consolas" w:hAnsi="Consolas"/>
-                <w:color w:val="EEEEEE"/>
-                <w:sz w:val="17"/>
-              </w:rPr>
-              <w:t xml:space="preserve">  short nlink; // Number of links to file</w:t>
-              <w:br/>
-            </w:r>
-            <w:r>
-              <w:rPr>
-                <w:rFonts w:ascii="Consolas" w:hAnsi="Consolas"/>
-                <w:color w:val="EEEEEE"/>
-                <w:sz w:val="17"/>
-              </w:rPr>
-              <w:t xml:space="preserve">  uint64 size; // Size of file in bytes</w:t>
-              <w:br/>
-            </w:r>
-            <w:r>
-              <w:rPr>
-                <w:rFonts w:ascii="Consolas" w:hAnsi="Consolas"/>
-                <w:color w:val="EEEEEE"/>
-                <w:sz w:val="17"/>
-              </w:rPr>
-              <w:t>};</w:t>
-              <w:br/>
-            </w:r>
-            <w:r>
-              <w:rPr>
-                <w:rFonts w:ascii="Consolas" w:hAnsi="Consolas"/>
-                <w:color w:val="8AE234"/>
-                <w:sz w:val="17"/>
-              </w:rPr>
-              <w:t>maxim@MaxCrt:~/xv6-riscv$ grep -n -A9 '^struct dinode' kernel/fs.h</w:t>
-              <w:br/>
-            </w:r>
-            <w:r>
-              <w:rPr>
-                <w:rFonts w:ascii="Consolas" w:hAnsi="Consolas"/>
-                <w:color w:val="EEEEEE"/>
-                <w:sz w:val="17"/>
-              </w:rPr>
-              <w:t>32:struct dinode {</w:t>
-              <w:br/>
-            </w:r>
-            <w:r>
-              <w:rPr>
-                <w:rFonts w:ascii="Consolas" w:hAnsi="Consolas"/>
-                <w:color w:val="EEEEEE"/>
-                <w:sz w:val="17"/>
-              </w:rPr>
-              <w:t>33-  short type;              // File type</w:t>
-              <w:br/>
-            </w:r>
-            <w:r>
-              <w:rPr>
-                <w:rFonts w:ascii="Consolas" w:hAnsi="Consolas"/>
-                <w:color w:val="EEEEEE"/>
-                <w:sz w:val="17"/>
-              </w:rPr>
-              <w:t>34-  short major;             // Major device number (T_DEVICE only)</w:t>
-              <w:br/>
-            </w:r>
-            <w:r>
-              <w:rPr>
-                <w:rFonts w:ascii="Consolas" w:hAnsi="Consolas"/>
-                <w:color w:val="EEEEEE"/>
-                <w:sz w:val="17"/>
-              </w:rPr>
-              <w:t>35-  short minor;             // Minor device number (T_DEVICE only)</w:t>
-              <w:br/>
-            </w:r>
-            <w:r>
-              <w:rPr>
-                <w:rFonts w:ascii="Consolas" w:hAnsi="Consolas"/>
-                <w:color w:val="EEEEEE"/>
-                <w:sz w:val="17"/>
-              </w:rPr>
-              <w:t>36-  short nlink;             // Number of links to inode in file system</w:t>
-              <w:br/>
-            </w:r>
-            <w:r>
-              <w:rPr>
-                <w:rFonts w:ascii="Consolas" w:hAnsi="Consolas"/>
-                <w:color w:val="EEEEEE"/>
-                <w:sz w:val="17"/>
-              </w:rPr>
-              <w:t>37-  uint size;               // Size of file (bytes)</w:t>
-              <w:br/>
-            </w:r>
-            <w:r>
-              <w:rPr>
-                <w:rFonts w:ascii="Consolas" w:hAnsi="Consolas"/>
-                <w:color w:val="EEEEEE"/>
-                <w:sz w:val="17"/>
-              </w:rPr>
-              <w:t>38-  uint addrs[NDIRECT + 1]; // Data block addresses</w:t>
-              <w:br/>
-            </w:r>
-            <w:r>
-              <w:rPr>
-                <w:rFonts w:ascii="Consolas" w:hAnsi="Consolas"/>
-                <w:color w:val="EEEEEE"/>
-                <w:sz w:val="17"/>
-              </w:rPr>
-              <w:t>39-};</w:t>
-              <w:br/>
-            </w:r>
-            <w:r>
-              <w:rPr>
-                <w:rFonts w:ascii="Consolas" w:hAnsi="Consolas"/>
-                <w:color w:val="EEEEEE"/>
-                <w:sz w:val="17"/>
-              </w:rPr>
-              <w:t>40-</w:t>
-              <w:br/>
-            </w:r>
-            <w:r>
-              <w:rPr>
-                <w:rFonts w:ascii="Consolas" w:hAnsi="Consolas"/>
-                <w:color w:val="EEEEEE"/>
-                <w:sz w:val="17"/>
-              </w:rPr>
-              <w:t>41-// Inodes per block.</w:t>
-              <w:br/>
-            </w:r>
-            <w:r>
-              <w:rPr>
-                <w:rFonts w:ascii="Consolas" w:hAnsi="Consolas"/>
-                <w:color w:val="8AE234"/>
-                <w:sz w:val="17"/>
-              </w:rPr>
-              <w:t>maxim@MaxCrt:~/xv6-riscv$ grep -n -E 'define (BSIZE|NDIRECT|NINDIRECT|MAXFILE|DIRSIZ|ROOTINO)' kernel/fs.h</w:t>
-              <w:br/>
-            </w:r>
-            <w:r>
-              <w:rPr>
-                <w:rFonts w:ascii="Consolas" w:hAnsi="Consolas"/>
-                <w:color w:val="EEEEEE"/>
-                <w:sz w:val="17"/>
-              </w:rPr>
-              <w:t>4:#define ROOTINO 1    // root i-number</w:t>
-              <w:br/>
-            </w:r>
-            <w:r>
-              <w:rPr>
-                <w:rFonts w:ascii="Consolas" w:hAnsi="Consolas"/>
-                <w:color w:val="EEEEEE"/>
-                <w:sz w:val="17"/>
-              </w:rPr>
-              <w:t>5:#define BSIZE   1024 // block size</w:t>
-              <w:br/>
-            </w:r>
-            <w:r>
-              <w:rPr>
-                <w:rFonts w:ascii="Consolas" w:hAnsi="Consolas"/>
-                <w:color w:val="EEEEEE"/>
-                <w:sz w:val="17"/>
-              </w:rPr>
-              <w:t>26:#define NDIRECT   12</w:t>
-              <w:br/>
-            </w:r>
-            <w:r>
-              <w:rPr>
-                <w:rFonts w:ascii="Consolas" w:hAnsi="Consolas"/>
-                <w:color w:val="EEEEEE"/>
-                <w:sz w:val="17"/>
-              </w:rPr>
-              <w:t>27:#define NINDIRECT (BSIZE / sizeof(uint))</w:t>
-              <w:br/>
-            </w:r>
-            <w:r>
-              <w:rPr>
-                <w:rFonts w:ascii="Consolas" w:hAnsi="Consolas"/>
-                <w:color w:val="EEEEEE"/>
-                <w:sz w:val="17"/>
-              </w:rPr>
-              <w:t>28:#define MAXFILE   (NDIRECT + NINDIRECT)</w:t>
-              <w:br/>
-            </w:r>
-            <w:r>
-              <w:rPr>
-                <w:rFonts w:ascii="Consolas" w:hAnsi="Consolas"/>
-                <w:color w:val="EEEEEE"/>
-                <w:sz w:val="17"/>
-              </w:rPr>
-              <w:t>54:#define DIRSIZ 14</w:t>
-              <w:br/>
-            </w:r>
-            <w:r>
-              <w:rPr>
-                <w:rFonts w:ascii="Consolas" w:hAnsi="Consolas"/>
-                <w:color w:val="8AE234"/>
-                <w:sz w:val="17"/>
-              </w:rPr>
-              <w:t>maxim@MaxCrt:~/xv6-riscv$ grep nmeta /home/maxim/LABSSO/lab6/output/build.txt</w:t>
-              <w:br/>
-            </w:r>
-            <w:r>
-              <w:rPr>
-                <w:rFonts w:ascii="Consolas" w:hAnsi="Consolas"/>
-                <w:color w:val="EEEEEE"/>
-                <w:sz w:val="17"/>
-              </w:rPr>
-              <w:t>nmeta 47 (boot, super, log blocks 31, inode blocks 13, bitmap blocks 1) blocks 1953 total 2000</w:t>
-            </w:r>
-          </w:p>
-        </w:tc>
-      </w:tr>
-    </w:tbl>
+      </w:pPr>
+      <w:r>
+        <w:drawing>
+          <wp:inline xmlns:a="http://schemas.openxmlformats.org/drawingml/2006/main" xmlns:pic="http://schemas.openxmlformats.org/drawingml/2006/picture">
+            <wp:extent cx="5837142" cy="3605142"/>
+            <wp:docPr id="2" name="Picture 2"/>
+            <wp:cNvGraphicFramePr>
+              <a:graphicFrameLocks noChangeAspect="1"/>
+            </wp:cNvGraphicFramePr>
+            <a:graphic>
+              <a:graphicData uri="http://schemas.openxmlformats.org/drawingml/2006/picture">
+                <pic:pic>
+                  <pic:nvPicPr>
+                    <pic:cNvPr id="0" name="image.png"/>
+                    <pic:cNvPicPr/>
+                  </pic:nvPicPr>
+                  <pic:blipFill>
+                    <a:blip r:embed="rId10"/>
+                    <a:stretch>
+                      <a:fillRect/>
+                    </a:stretch>
+                  </pic:blipFill>
+                  <pic:spPr>
+                    <a:xfrm>
+                      <a:off x="0" y="0"/>
+                      <a:ext cx="5837142" cy="3605142"/>
+                    </a:xfrm>
+                    <a:prstGeom prst="rect"/>
+                  </pic:spPr>
+                </pic:pic>
+              </a:graphicData>
+            </a:graphic>
+          </wp:inline>
+        </w:drawing>
+      </w:r>
+    </w:p>
     <w:p>
       <w:pPr>
         <w:spacing w:before="60" w:after="200"/>
@@ -730,648 +482,47 @@
         <w:t>Figura 6.1 – tipurile din stat.h, structura dinode și constantele din fs.h</w:t>
       </w:r>
     </w:p>
-    <w:tbl>
-      <w:tblPr>
-        <w:tblW w:type="auto" w:w="0"/>
+    <w:p>
+      <w:pPr>
+        <w:keepNext/>
+        <w:spacing w:after="0"/>
         <w:jc w:val="center"/>
-        <w:tblLook w:firstColumn="1" w:firstRow="1" w:lastColumn="0" w:lastRow="0" w:noHBand="0" w:noVBand="1" w:val="04A0"/>
-      </w:tblPr>
-      <w:tblGrid>
-        <w:gridCol w:w="9639"/>
-      </w:tblGrid>
-      <w:tr>
-        <w:tc>
-          <w:tcPr>
-            <w:tcW w:type="dxa" w:w="9639"/>
-            <w:shd w:val="clear" w:color="auto" w:fill="1E1E1E"/>
-          </w:tcPr>
-          <w:p>
-            <w:pPr>
-              <w:spacing w:after="0" w:line="240" w:lineRule="auto"/>
-            </w:pPr>
-            <w:r>
-              <w:rPr>
-                <w:rFonts w:ascii="Consolas" w:hAnsi="Consolas"/>
-                <w:color w:val="EEEEEE"/>
-                <w:sz w:val="17"/>
-              </w:rPr>
-              <w:t>xv6 kernel is booting</w:t>
-              <w:br/>
-            </w:r>
-            <w:r>
-              <w:rPr>
-                <w:rFonts w:ascii="Consolas" w:hAnsi="Consolas"/>
-                <w:color w:val="EEEEEE"/>
-                <w:sz w:val="17"/>
-              </w:rPr>
-              <w:br/>
-            </w:r>
-            <w:r>
-              <w:rPr>
-                <w:rFonts w:ascii="Consolas" w:hAnsi="Consolas"/>
-                <w:color w:val="EEEEEE"/>
-                <w:sz w:val="17"/>
-              </w:rPr>
-              <w:t>hart 1 starting</w:t>
-              <w:br/>
-            </w:r>
-            <w:r>
-              <w:rPr>
-                <w:rFonts w:ascii="Consolas" w:hAnsi="Consolas"/>
-                <w:color w:val="EEEEEE"/>
-                <w:sz w:val="17"/>
-              </w:rPr>
-              <w:t>hart 2 starting</w:t>
-              <w:br/>
-            </w:r>
-            <w:r>
-              <w:rPr>
-                <w:rFonts w:ascii="Consolas" w:hAnsi="Consolas"/>
-                <w:color w:val="EEEEEE"/>
-                <w:sz w:val="17"/>
-              </w:rPr>
-              <w:t>init: starting sh</w:t>
-              <w:br/>
-            </w:r>
-            <w:r>
-              <w:rPr>
-                <w:rFonts w:ascii="Consolas" w:hAnsi="Consolas"/>
-                <w:color w:val="8AE234"/>
-                <w:sz w:val="17"/>
-              </w:rPr>
-              <w:t>$ ls</w:t>
-              <w:br/>
-            </w:r>
-            <w:r>
-              <w:rPr>
-                <w:rFonts w:ascii="Consolas" w:hAnsi="Consolas"/>
-                <w:color w:val="EEEEEE"/>
-                <w:sz w:val="17"/>
-              </w:rPr>
-              <w:t>.              1 1 1024</w:t>
-              <w:br/>
-            </w:r>
-            <w:r>
-              <w:rPr>
-                <w:rFonts w:ascii="Consolas" w:hAnsi="Consolas"/>
-                <w:color w:val="EEEEEE"/>
-                <w:sz w:val="17"/>
-              </w:rPr>
-              <w:t>..             1 1 1024</w:t>
-              <w:br/>
-            </w:r>
-            <w:r>
-              <w:rPr>
-                <w:rFonts w:ascii="Consolas" w:hAnsi="Consolas"/>
-                <w:color w:val="EEEEEE"/>
-                <w:sz w:val="17"/>
-              </w:rPr>
-              <w:t>README         2 2 2441</w:t>
-              <w:br/>
-            </w:r>
-            <w:r>
-              <w:rPr>
-                <w:rFonts w:ascii="Consolas" w:hAnsi="Consolas"/>
-                <w:color w:val="EEEEEE"/>
-                <w:sz w:val="17"/>
-              </w:rPr>
-              <w:t>cat            2 3 36760</w:t>
-              <w:br/>
-            </w:r>
-            <w:r>
-              <w:rPr>
-                <w:rFonts w:ascii="Consolas" w:hAnsi="Consolas"/>
-                <w:color w:val="EEEEEE"/>
-                <w:sz w:val="17"/>
-              </w:rPr>
-              <w:t>echo           2 4 35624</w:t>
-              <w:br/>
-            </w:r>
-            <w:r>
-              <w:rPr>
-                <w:rFonts w:ascii="Consolas" w:hAnsi="Consolas"/>
-                <w:color w:val="EEEEEE"/>
-                <w:sz w:val="17"/>
-              </w:rPr>
-              <w:t>sleep          2 5 35616</w:t>
-              <w:br/>
-            </w:r>
-            <w:r>
-              <w:rPr>
-                <w:rFonts w:ascii="Consolas" w:hAnsi="Consolas"/>
-                <w:color w:val="EEEEEE"/>
-                <w:sz w:val="17"/>
-              </w:rPr>
-              <w:t>args           2 6 35272</w:t>
-              <w:br/>
-            </w:r>
-            <w:r>
-              <w:rPr>
-                <w:rFonts w:ascii="Consolas" w:hAnsi="Consolas"/>
-                <w:color w:val="EEEEEE"/>
-                <w:sz w:val="17"/>
-              </w:rPr>
-              <w:t>mystat         2 7 36392</w:t>
-              <w:br/>
-            </w:r>
-            <w:r>
-              <w:rPr>
-                <w:rFonts w:ascii="Consolas" w:hAnsi="Consolas"/>
-                <w:color w:val="EEEEEE"/>
-                <w:sz w:val="17"/>
-              </w:rPr>
-              <w:t>find           2 8 42600</w:t>
-              <w:br/>
-            </w:r>
-            <w:r>
-              <w:rPr>
-                <w:rFonts w:ascii="Consolas" w:hAnsi="Consolas"/>
-                <w:color w:val="EEEEEE"/>
-                <w:sz w:val="17"/>
-              </w:rPr>
-              <w:t>forktest       2 9 18168</w:t>
-              <w:br/>
-            </w:r>
-            <w:r>
-              <w:rPr>
-                <w:rFonts w:ascii="Consolas" w:hAnsi="Consolas"/>
-                <w:color w:val="EEEEEE"/>
-                <w:sz w:val="17"/>
-              </w:rPr>
-              <w:t>grep           2 10 44216</w:t>
-              <w:br/>
-            </w:r>
-            <w:r>
-              <w:rPr>
-                <w:rFonts w:ascii="Consolas" w:hAnsi="Consolas"/>
-                <w:color w:val="EEEEEE"/>
-                <w:sz w:val="17"/>
-              </w:rPr>
-              <w:t>init           2 11 36008</w:t>
-              <w:br/>
-            </w:r>
-            <w:r>
-              <w:rPr>
-                <w:rFonts w:ascii="Consolas" w:hAnsi="Consolas"/>
-                <w:color w:val="EEEEEE"/>
-                <w:sz w:val="17"/>
-              </w:rPr>
-              <w:t>kill           2 12 35544</w:t>
-              <w:br/>
-            </w:r>
-            <w:r>
-              <w:rPr>
-                <w:rFonts w:ascii="Consolas" w:hAnsi="Consolas"/>
-                <w:color w:val="EEEEEE"/>
-                <w:sz w:val="17"/>
-              </w:rPr>
-              <w:t>ln             2 13 35336</w:t>
-              <w:br/>
-            </w:r>
-            <w:r>
-              <w:rPr>
-                <w:rFonts w:ascii="Consolas" w:hAnsi="Consolas"/>
-                <w:color w:val="EEEEEE"/>
-                <w:sz w:val="17"/>
-              </w:rPr>
-              <w:t>ls             2 14 42912</w:t>
-              <w:br/>
-            </w:r>
-            <w:r>
-              <w:rPr>
-                <w:rFonts w:ascii="Consolas" w:hAnsi="Consolas"/>
-                <w:color w:val="EEEEEE"/>
-                <w:sz w:val="17"/>
-              </w:rPr>
-              <w:t>mkdir          2 15 35600</w:t>
-              <w:br/>
-            </w:r>
-            <w:r>
-              <w:rPr>
-                <w:rFonts w:ascii="Consolas" w:hAnsi="Consolas"/>
-                <w:color w:val="EEEEEE"/>
-                <w:sz w:val="17"/>
-              </w:rPr>
-              <w:t>rm             2 16 35584</w:t>
-              <w:br/>
-            </w:r>
-            <w:r>
-              <w:rPr>
-                <w:rFonts w:ascii="Consolas" w:hAnsi="Consolas"/>
-                <w:color w:val="EEEEEE"/>
-                <w:sz w:val="17"/>
-              </w:rPr>
-              <w:t>sh             2 17 58344</w:t>
-              <w:br/>
-            </w:r>
-            <w:r>
-              <w:rPr>
-                <w:rFonts w:ascii="Consolas" w:hAnsi="Consolas"/>
-                <w:color w:val="EEEEEE"/>
-                <w:sz w:val="17"/>
-              </w:rPr>
-              <w:t>stressfs       2 18 36448</w:t>
-              <w:br/>
-            </w:r>
-            <w:r>
-              <w:rPr>
-                <w:rFonts w:ascii="Consolas" w:hAnsi="Consolas"/>
-                <w:color w:val="EEEEEE"/>
-                <w:sz w:val="17"/>
-              </w:rPr>
-              <w:t>usertests      2 19 206832</w:t>
-              <w:br/>
-            </w:r>
-            <w:r>
-              <w:rPr>
-                <w:rFonts w:ascii="Consolas" w:hAnsi="Consolas"/>
-                <w:color w:val="EEEEEE"/>
-                <w:sz w:val="17"/>
-              </w:rPr>
-              <w:t>grind          2 20 51856</w:t>
-              <w:br/>
-            </w:r>
-            <w:r>
-              <w:rPr>
-                <w:rFonts w:ascii="Consolas" w:hAnsi="Consolas"/>
-                <w:color w:val="EEEEEE"/>
-                <w:sz w:val="17"/>
-              </w:rPr>
-              <w:t>wc             2 21 37760</w:t>
-              <w:br/>
-            </w:r>
-            <w:r>
-              <w:rPr>
-                <w:rFonts w:ascii="Consolas" w:hAnsi="Consolas"/>
-                <w:color w:val="EEEEEE"/>
-                <w:sz w:val="17"/>
-              </w:rPr>
-              <w:t>zombie         2 22 34880</w:t>
-              <w:br/>
-            </w:r>
-            <w:r>
-              <w:rPr>
-                <w:rFonts w:ascii="Consolas" w:hAnsi="Consolas"/>
-                <w:color w:val="EEEEEE"/>
-                <w:sz w:val="17"/>
-              </w:rPr>
-              <w:t>logstress      2 23 37592</w:t>
-              <w:br/>
-            </w:r>
-            <w:r>
-              <w:rPr>
-                <w:rFonts w:ascii="Consolas" w:hAnsi="Consolas"/>
-                <w:color w:val="EEEEEE"/>
-                <w:sz w:val="17"/>
-              </w:rPr>
-              <w:t>forphan        2 24 36384</w:t>
-              <w:br/>
-            </w:r>
-            <w:r>
-              <w:rPr>
-                <w:rFonts w:ascii="Consolas" w:hAnsi="Consolas"/>
-                <w:color w:val="EEEEEE"/>
-                <w:sz w:val="17"/>
-              </w:rPr>
-              <w:t>dorphan        2 25 35832</w:t>
-              <w:br/>
-            </w:r>
-            <w:r>
-              <w:rPr>
-                <w:rFonts w:ascii="Consolas" w:hAnsi="Consolas"/>
-                <w:color w:val="EEEEEE"/>
-                <w:sz w:val="17"/>
-              </w:rPr>
-              <w:t>sync           2 26 34976</w:t>
-              <w:br/>
-            </w:r>
-            <w:r>
-              <w:rPr>
-                <w:rFonts w:ascii="Consolas" w:hAnsi="Consolas"/>
-                <w:color w:val="EEEEEE"/>
-                <w:sz w:val="17"/>
-              </w:rPr>
-              <w:t>console        3 27 0</w:t>
-              <w:br/>
-            </w:r>
-            <w:r>
-              <w:rPr>
-                <w:rFonts w:ascii="Consolas" w:hAnsi="Consolas"/>
-                <w:color w:val="8AE234"/>
-                <w:sz w:val="17"/>
-              </w:rPr>
-              <w:t>$ mkdir a</w:t>
-              <w:br/>
-            </w:r>
-            <w:r>
-              <w:rPr>
-                <w:rFonts w:ascii="Consolas" w:hAnsi="Consolas"/>
-                <w:color w:val="8AE234"/>
-                <w:sz w:val="17"/>
-              </w:rPr>
-              <w:t>$ ls a</w:t>
-              <w:br/>
-            </w:r>
-            <w:r>
-              <w:rPr>
-                <w:rFonts w:ascii="Consolas" w:hAnsi="Consolas"/>
-                <w:color w:val="EEEEEE"/>
-                <w:sz w:val="17"/>
-              </w:rPr>
-              <w:t>.              1 28 32</w:t>
-              <w:br/>
-            </w:r>
-            <w:r>
-              <w:rPr>
-                <w:rFonts w:ascii="Consolas" w:hAnsi="Consolas"/>
-                <w:color w:val="EEEEEE"/>
-                <w:sz w:val="17"/>
-              </w:rPr>
-              <w:t>..             1 1 1024</w:t>
-              <w:br/>
-            </w:r>
-            <w:r>
-              <w:rPr>
-                <w:rFonts w:ascii="Consolas" w:hAnsi="Consolas"/>
-                <w:color w:val="8AE234"/>
-                <w:sz w:val="17"/>
-              </w:rPr>
-              <w:t>$ ls .</w:t>
-              <w:br/>
-            </w:r>
-            <w:r>
-              <w:rPr>
-                <w:rFonts w:ascii="Consolas" w:hAnsi="Consolas"/>
-                <w:color w:val="EEEEEE"/>
-                <w:sz w:val="17"/>
-              </w:rPr>
-              <w:t>.              1 1 1024</w:t>
-              <w:br/>
-            </w:r>
-            <w:r>
-              <w:rPr>
-                <w:rFonts w:ascii="Consolas" w:hAnsi="Consolas"/>
-                <w:color w:val="EEEEEE"/>
-                <w:sz w:val="17"/>
-              </w:rPr>
-              <w:t>..             1 1 1024</w:t>
-              <w:br/>
-            </w:r>
-            <w:r>
-              <w:rPr>
-                <w:rFonts w:ascii="Consolas" w:hAnsi="Consolas"/>
-                <w:color w:val="EEEEEE"/>
-                <w:sz w:val="17"/>
-              </w:rPr>
-              <w:t>README         2 2 2441</w:t>
-              <w:br/>
-            </w:r>
-            <w:r>
-              <w:rPr>
-                <w:rFonts w:ascii="Consolas" w:hAnsi="Consolas"/>
-                <w:color w:val="EEEEEE"/>
-                <w:sz w:val="17"/>
-              </w:rPr>
-              <w:t>cat            2 3 36760</w:t>
-              <w:br/>
-            </w:r>
-            <w:r>
-              <w:rPr>
-                <w:rFonts w:ascii="Consolas" w:hAnsi="Consolas"/>
-                <w:color w:val="EEEEEE"/>
-                <w:sz w:val="17"/>
-              </w:rPr>
-              <w:t>echo           2 4 35624</w:t>
-              <w:br/>
-            </w:r>
-            <w:r>
-              <w:rPr>
-                <w:rFonts w:ascii="Consolas" w:hAnsi="Consolas"/>
-                <w:color w:val="EEEEEE"/>
-                <w:sz w:val="17"/>
-              </w:rPr>
-              <w:t>sleep          2 5 35616</w:t>
-              <w:br/>
-            </w:r>
-            <w:r>
-              <w:rPr>
-                <w:rFonts w:ascii="Consolas" w:hAnsi="Consolas"/>
-                <w:color w:val="EEEEEE"/>
-                <w:sz w:val="17"/>
-              </w:rPr>
-              <w:t>args           2 6 35272</w:t>
-              <w:br/>
-            </w:r>
-            <w:r>
-              <w:rPr>
-                <w:rFonts w:ascii="Consolas" w:hAnsi="Consolas"/>
-                <w:color w:val="EEEEEE"/>
-                <w:sz w:val="17"/>
-              </w:rPr>
-              <w:t>mystat         2 7 36392</w:t>
-              <w:br/>
-            </w:r>
-            <w:r>
-              <w:rPr>
-                <w:rFonts w:ascii="Consolas" w:hAnsi="Consolas"/>
-                <w:color w:val="EEEEEE"/>
-                <w:sz w:val="17"/>
-              </w:rPr>
-              <w:t>find           2 8 42600</w:t>
-              <w:br/>
-            </w:r>
-            <w:r>
-              <w:rPr>
-                <w:rFonts w:ascii="Consolas" w:hAnsi="Consolas"/>
-                <w:color w:val="EEEEEE"/>
-                <w:sz w:val="17"/>
-              </w:rPr>
-              <w:t>forktest       2 9 18168</w:t>
-              <w:br/>
-            </w:r>
-            <w:r>
-              <w:rPr>
-                <w:rFonts w:ascii="Consolas" w:hAnsi="Consolas"/>
-                <w:color w:val="EEEEEE"/>
-                <w:sz w:val="17"/>
-              </w:rPr>
-              <w:t>grep           2 10 44216</w:t>
-              <w:br/>
-            </w:r>
-            <w:r>
-              <w:rPr>
-                <w:rFonts w:ascii="Consolas" w:hAnsi="Consolas"/>
-                <w:color w:val="EEEEEE"/>
-                <w:sz w:val="17"/>
-              </w:rPr>
-              <w:t>init           2 11 36008</w:t>
-              <w:br/>
-            </w:r>
-            <w:r>
-              <w:rPr>
-                <w:rFonts w:ascii="Consolas" w:hAnsi="Consolas"/>
-                <w:color w:val="EEEEEE"/>
-                <w:sz w:val="17"/>
-              </w:rPr>
-              <w:t>kill           2 12 35544</w:t>
-              <w:br/>
-            </w:r>
-            <w:r>
-              <w:rPr>
-                <w:rFonts w:ascii="Consolas" w:hAnsi="Consolas"/>
-                <w:color w:val="EEEEEE"/>
-                <w:sz w:val="17"/>
-              </w:rPr>
-              <w:t>ln             2 13 35336</w:t>
-              <w:br/>
-            </w:r>
-            <w:r>
-              <w:rPr>
-                <w:rFonts w:ascii="Consolas" w:hAnsi="Consolas"/>
-                <w:color w:val="EEEEEE"/>
-                <w:sz w:val="17"/>
-              </w:rPr>
-              <w:t>ls             2 14 42912</w:t>
-              <w:br/>
-            </w:r>
-            <w:r>
-              <w:rPr>
-                <w:rFonts w:ascii="Consolas" w:hAnsi="Consolas"/>
-                <w:color w:val="EEEEEE"/>
-                <w:sz w:val="17"/>
-              </w:rPr>
-              <w:t>mkdir          2 15 35600</w:t>
-              <w:br/>
-            </w:r>
-            <w:r>
-              <w:rPr>
-                <w:rFonts w:ascii="Consolas" w:hAnsi="Consolas"/>
-                <w:color w:val="EEEEEE"/>
-                <w:sz w:val="17"/>
-              </w:rPr>
-              <w:t>rm             2 16 35584</w:t>
-              <w:br/>
-            </w:r>
-            <w:r>
-              <w:rPr>
-                <w:rFonts w:ascii="Consolas" w:hAnsi="Consolas"/>
-                <w:color w:val="EEEEEE"/>
-                <w:sz w:val="17"/>
-              </w:rPr>
-              <w:t>sh             2 17 58344</w:t>
-              <w:br/>
-            </w:r>
-            <w:r>
-              <w:rPr>
-                <w:rFonts w:ascii="Consolas" w:hAnsi="Consolas"/>
-                <w:color w:val="EEEEEE"/>
-                <w:sz w:val="17"/>
-              </w:rPr>
-              <w:t>stressfs       2 18 36448</w:t>
-              <w:br/>
-            </w:r>
-            <w:r>
-              <w:rPr>
-                <w:rFonts w:ascii="Consolas" w:hAnsi="Consolas"/>
-                <w:color w:val="EEEEEE"/>
-                <w:sz w:val="17"/>
-              </w:rPr>
-              <w:t>usertests      2 19 206832</w:t>
-              <w:br/>
-            </w:r>
-            <w:r>
-              <w:rPr>
-                <w:rFonts w:ascii="Consolas" w:hAnsi="Consolas"/>
-                <w:color w:val="EEEEEE"/>
-                <w:sz w:val="17"/>
-              </w:rPr>
-              <w:t>grind          2 20 51856</w:t>
-              <w:br/>
-            </w:r>
-            <w:r>
-              <w:rPr>
-                <w:rFonts w:ascii="Consolas" w:hAnsi="Consolas"/>
-                <w:color w:val="EEEEEE"/>
-                <w:sz w:val="17"/>
-              </w:rPr>
-              <w:t>wc             2 21 37760</w:t>
-              <w:br/>
-            </w:r>
-            <w:r>
-              <w:rPr>
-                <w:rFonts w:ascii="Consolas" w:hAnsi="Consolas"/>
-                <w:color w:val="EEEEEE"/>
-                <w:sz w:val="17"/>
-              </w:rPr>
-              <w:t>zombie         2 22 34880</w:t>
-              <w:br/>
-            </w:r>
-            <w:r>
-              <w:rPr>
-                <w:rFonts w:ascii="Consolas" w:hAnsi="Consolas"/>
-                <w:color w:val="EEEEEE"/>
-                <w:sz w:val="17"/>
-              </w:rPr>
-              <w:t>logstress      2 23 37592</w:t>
-              <w:br/>
-            </w:r>
-            <w:r>
-              <w:rPr>
-                <w:rFonts w:ascii="Consolas" w:hAnsi="Consolas"/>
-                <w:color w:val="EEEEEE"/>
-                <w:sz w:val="17"/>
-              </w:rPr>
-              <w:t>forphan        2 24 36384</w:t>
-              <w:br/>
-            </w:r>
-            <w:r>
-              <w:rPr>
-                <w:rFonts w:ascii="Consolas" w:hAnsi="Consolas"/>
-                <w:color w:val="EEEEEE"/>
-                <w:sz w:val="17"/>
-              </w:rPr>
-              <w:t>dorphan        2 25 35832</w:t>
-              <w:br/>
-            </w:r>
-            <w:r>
-              <w:rPr>
-                <w:rFonts w:ascii="Consolas" w:hAnsi="Consolas"/>
-                <w:color w:val="EEEEEE"/>
-                <w:sz w:val="17"/>
-              </w:rPr>
-              <w:t>sync           2 26 34976</w:t>
-              <w:br/>
-            </w:r>
-            <w:r>
-              <w:rPr>
-                <w:rFonts w:ascii="Consolas" w:hAnsi="Consolas"/>
-                <w:color w:val="EEEEEE"/>
-                <w:sz w:val="17"/>
-              </w:rPr>
-              <w:t>console        3 27 0</w:t>
-              <w:br/>
-            </w:r>
-            <w:r>
-              <w:rPr>
-                <w:rFonts w:ascii="Consolas" w:hAnsi="Consolas"/>
-                <w:color w:val="EEEEEE"/>
-                <w:sz w:val="17"/>
-              </w:rPr>
-              <w:t>a              1 28 32</w:t>
-              <w:br/>
-            </w:r>
-            <w:r>
-              <w:rPr>
-                <w:rFonts w:ascii="Consolas" w:hAnsi="Consolas"/>
-                <w:color w:val="8AE234"/>
-                <w:sz w:val="17"/>
-              </w:rPr>
-              <w:t>$ QEMU: Terminated</w:t>
-            </w:r>
-          </w:p>
-        </w:tc>
-      </w:tr>
-    </w:tbl>
+      </w:pPr>
+      <w:r>
+        <w:drawing>
+          <wp:inline xmlns:a="http://schemas.openxmlformats.org/drawingml/2006/main" xmlns:pic="http://schemas.openxmlformats.org/drawingml/2006/picture">
+            <wp:extent cx="5837142" cy="4433142"/>
+            <wp:docPr id="3" name="Picture 3"/>
+            <wp:cNvGraphicFramePr>
+              <a:graphicFrameLocks noChangeAspect="1"/>
+            </wp:cNvGraphicFramePr>
+            <a:graphic>
+              <a:graphicData uri="http://schemas.openxmlformats.org/drawingml/2006/picture">
+                <pic:pic>
+                  <pic:nvPicPr>
+                    <pic:cNvPr id="0" name="image.png"/>
+                    <pic:cNvPicPr/>
+                  </pic:nvPicPr>
+                  <pic:blipFill>
+                    <a:blip r:embed="rId11"/>
+                    <a:stretch>
+                      <a:fillRect/>
+                    </a:stretch>
+                  </pic:blipFill>
+                  <pic:spPr>
+                    <a:xfrm>
+                      <a:off x="0" y="0"/>
+                      <a:ext cx="5837142" cy="4433142"/>
+                    </a:xfrm>
+                    <a:prstGeom prst="rect"/>
+                  </pic:spPr>
+                </pic:pic>
+              </a:graphicData>
+            </a:graphic>
+          </wp:inline>
+        </w:drawing>
+      </w:r>
+    </w:p>
     <w:p>
       <w:pPr>
         <w:spacing w:before="60" w:after="200"/>
@@ -2323,198 +1474,47 @@
         <w:t>Listing 6.1 – user/mystat.c</w:t>
       </w:r>
     </w:p>
-    <w:tbl>
-      <w:tblPr>
-        <w:tblW w:type="auto" w:w="0"/>
+    <w:p>
+      <w:pPr>
+        <w:keepNext/>
+        <w:spacing w:after="0"/>
         <w:jc w:val="center"/>
-        <w:tblLook w:firstColumn="1" w:firstRow="1" w:lastColumn="0" w:lastRow="0" w:noHBand="0" w:noVBand="1" w:val="04A0"/>
-      </w:tblPr>
-      <w:tblGrid>
-        <w:gridCol w:w="9639"/>
-      </w:tblGrid>
-      <w:tr>
-        <w:tc>
-          <w:tcPr>
-            <w:tcW w:type="dxa" w:w="9639"/>
-            <w:shd w:val="clear" w:color="auto" w:fill="1E1E1E"/>
-          </w:tcPr>
-          <w:p>
-            <w:pPr>
-              <w:spacing w:after="0" w:line="240" w:lineRule="auto"/>
-            </w:pPr>
-            <w:r>
-              <w:rPr>
-                <w:rFonts w:ascii="Consolas" w:hAnsi="Consolas"/>
-                <w:color w:val="EEEEEE"/>
-                <w:sz w:val="17"/>
-              </w:rPr>
-              <w:t>xv6 kernel is booting</w:t>
-              <w:br/>
-            </w:r>
-            <w:r>
-              <w:rPr>
-                <w:rFonts w:ascii="Consolas" w:hAnsi="Consolas"/>
-                <w:color w:val="EEEEEE"/>
-                <w:sz w:val="17"/>
-              </w:rPr>
-              <w:br/>
-            </w:r>
-            <w:r>
-              <w:rPr>
-                <w:rFonts w:ascii="Consolas" w:hAnsi="Consolas"/>
-                <w:color w:val="EEEEEE"/>
-                <w:sz w:val="17"/>
-              </w:rPr>
-              <w:t>hart 1 starting</w:t>
-              <w:br/>
-            </w:r>
-            <w:r>
-              <w:rPr>
-                <w:rFonts w:ascii="Consolas" w:hAnsi="Consolas"/>
-                <w:color w:val="EEEEEE"/>
-                <w:sz w:val="17"/>
-              </w:rPr>
-              <w:t>hart 2 starting</w:t>
-              <w:br/>
-            </w:r>
-            <w:r>
-              <w:rPr>
-                <w:rFonts w:ascii="Consolas" w:hAnsi="Consolas"/>
-                <w:color w:val="EEEEEE"/>
-                <w:sz w:val="17"/>
-              </w:rPr>
-              <w:t>init: starting sh</w:t>
-              <w:br/>
-            </w:r>
-            <w:r>
-              <w:rPr>
-                <w:rFonts w:ascii="Consolas" w:hAnsi="Consolas"/>
-                <w:color w:val="8AE234"/>
-                <w:sz w:val="17"/>
-              </w:rPr>
-              <w:t>$ mystat README . console a</w:t>
-              <w:br/>
-            </w:r>
-            <w:r>
-              <w:rPr>
-                <w:rFonts w:ascii="Consolas" w:hAnsi="Consolas"/>
-                <w:color w:val="EEEEEE"/>
-                <w:sz w:val="17"/>
-              </w:rPr>
-              <w:t>README: type=file inode=2 links=1 size=2441</w:t>
-              <w:br/>
-            </w:r>
-            <w:r>
-              <w:rPr>
-                <w:rFonts w:ascii="Consolas" w:hAnsi="Consolas"/>
-                <w:color w:val="EEEEEE"/>
-                <w:sz w:val="17"/>
-              </w:rPr>
-              <w:t>.: type=directory inode=1 links=2 size=1024</w:t>
-              <w:br/>
-            </w:r>
-            <w:r>
-              <w:rPr>
-                <w:rFonts w:ascii="Consolas" w:hAnsi="Consolas"/>
-                <w:color w:val="EEEEEE"/>
-                <w:sz w:val="17"/>
-              </w:rPr>
-              <w:t>console: type=device inode=27 links=1 size=0</w:t>
-              <w:br/>
-            </w:r>
-            <w:r>
-              <w:rPr>
-                <w:rFonts w:ascii="Consolas" w:hAnsi="Consolas"/>
-                <w:color w:val="EEEEEE"/>
-                <w:sz w:val="17"/>
-              </w:rPr>
-              <w:t>a: type=directory inode=28 links=1 size=32</w:t>
-              <w:br/>
-            </w:r>
-            <w:r>
-              <w:rPr>
-                <w:rFonts w:ascii="Consolas" w:hAnsi="Consolas"/>
-                <w:color w:val="8AE234"/>
-                <w:sz w:val="17"/>
-              </w:rPr>
-              <w:t>$ ln README r2</w:t>
-              <w:br/>
-            </w:r>
-            <w:r>
-              <w:rPr>
-                <w:rFonts w:ascii="Consolas" w:hAnsi="Consolas"/>
-                <w:color w:val="8AE234"/>
-                <w:sz w:val="17"/>
-              </w:rPr>
-              <w:t>$ mystat README r2</w:t>
-              <w:br/>
-            </w:r>
-            <w:r>
-              <w:rPr>
-                <w:rFonts w:ascii="Consolas" w:hAnsi="Consolas"/>
-                <w:color w:val="EEEEEE"/>
-                <w:sz w:val="17"/>
-              </w:rPr>
-              <w:t>README: type=file inode=2 links=2 size=2441</w:t>
-              <w:br/>
-            </w:r>
-            <w:r>
-              <w:rPr>
-                <w:rFonts w:ascii="Consolas" w:hAnsi="Consolas"/>
-                <w:color w:val="EEEEEE"/>
-                <w:sz w:val="17"/>
-              </w:rPr>
-              <w:t>r2: type=file inode=2 links=2 size=2441</w:t>
-              <w:br/>
-            </w:r>
-            <w:r>
-              <w:rPr>
-                <w:rFonts w:ascii="Consolas" w:hAnsi="Consolas"/>
-                <w:color w:val="8AE234"/>
-                <w:sz w:val="17"/>
-              </w:rPr>
-              <w:t>$ rm README</w:t>
-              <w:br/>
-            </w:r>
-            <w:r>
-              <w:rPr>
-                <w:rFonts w:ascii="Consolas" w:hAnsi="Consolas"/>
-                <w:color w:val="8AE234"/>
-                <w:sz w:val="17"/>
-              </w:rPr>
-              <w:t>$ mystat r2 README</w:t>
-              <w:br/>
-            </w:r>
-            <w:r>
-              <w:rPr>
-                <w:rFonts w:ascii="Consolas" w:hAnsi="Consolas"/>
-                <w:color w:val="EEEEEE"/>
-                <w:sz w:val="17"/>
-              </w:rPr>
-              <w:t>r2: type=file inode=2 links=1 size=2441</w:t>
-              <w:br/>
-            </w:r>
-            <w:r>
-              <w:rPr>
-                <w:rFonts w:ascii="Consolas" w:hAnsi="Consolas"/>
-                <w:color w:val="EEEEEE"/>
-                <w:sz w:val="17"/>
-              </w:rPr>
-              <w:t>mystat: README: no such file</w:t>
-              <w:br/>
-            </w:r>
-            <w:r>
-              <w:rPr>
-                <w:rFonts w:ascii="Consolas" w:hAnsi="Consolas"/>
-                <w:color w:val="8AE234"/>
-                <w:sz w:val="17"/>
-              </w:rPr>
-              <w:t>$ QEMU: Terminated</w:t>
-            </w:r>
-          </w:p>
-        </w:tc>
-      </w:tr>
-    </w:tbl>
+      </w:pPr>
+      <w:r>
+        <w:drawing>
+          <wp:inline xmlns:a="http://schemas.openxmlformats.org/drawingml/2006/main" xmlns:pic="http://schemas.openxmlformats.org/drawingml/2006/picture">
+            <wp:extent cx="5837142" cy="2376000"/>
+            <wp:docPr id="4" name="Picture 4"/>
+            <wp:cNvGraphicFramePr>
+              <a:graphicFrameLocks noChangeAspect="1"/>
+            </wp:cNvGraphicFramePr>
+            <a:graphic>
+              <a:graphicData uri="http://schemas.openxmlformats.org/drawingml/2006/picture">
+                <pic:pic>
+                  <pic:nvPicPr>
+                    <pic:cNvPr id="0" name="image.png"/>
+                    <pic:cNvPicPr/>
+                  </pic:nvPicPr>
+                  <pic:blipFill>
+                    <a:blip r:embed="rId12"/>
+                    <a:stretch>
+                      <a:fillRect/>
+                    </a:stretch>
+                  </pic:blipFill>
+                  <pic:spPr>
+                    <a:xfrm>
+                      <a:off x="0" y="0"/>
+                      <a:ext cx="5837142" cy="2376000"/>
+                    </a:xfrm>
+                    <a:prstGeom prst="rect"/>
+                  </pic:spPr>
+                </pic:pic>
+              </a:graphicData>
+            </a:graphic>
+          </wp:inline>
+        </w:drawing>
+      </w:r>
+    </w:p>
     <w:p>
       <w:pPr>
         <w:spacing w:before="60" w:after="200"/>
@@ -2528,127 +1528,47 @@
         <w:t>Figura 6.3 – mystat înainte și după ln și rm</w:t>
       </w:r>
     </w:p>
-    <w:tbl>
-      <w:tblPr>
-        <w:tblW w:type="auto" w:w="0"/>
+    <w:p>
+      <w:pPr>
+        <w:keepNext/>
+        <w:spacing w:after="0"/>
         <w:jc w:val="center"/>
-        <w:tblLook w:firstColumn="1" w:firstRow="1" w:lastColumn="0" w:lastRow="0" w:noHBand="0" w:noVBand="1" w:val="04A0"/>
-      </w:tblPr>
-      <w:tblGrid>
-        <w:gridCol w:w="9639"/>
-      </w:tblGrid>
-      <w:tr>
-        <w:tc>
-          <w:tcPr>
-            <w:tcW w:type="dxa" w:w="9639"/>
-            <w:shd w:val="clear" w:color="auto" w:fill="1E1E1E"/>
-          </w:tcPr>
-          <w:p>
-            <w:pPr>
-              <w:spacing w:after="0" w:line="240" w:lineRule="auto"/>
-            </w:pPr>
-            <w:r>
-              <w:rPr>
-                <w:rFonts w:ascii="Consolas" w:hAnsi="Consolas"/>
-                <w:color w:val="8AE234"/>
-                <w:sz w:val="17"/>
-              </w:rPr>
-              <w:t>maxim@MaxCrt:~/xv6-riscv$ grep -n 'nlink--' kernel/sysfile.c</w:t>
-              <w:br/>
-            </w:r>
-            <w:r>
-              <w:rPr>
-                <w:rFonts w:ascii="Consolas" w:hAnsi="Consolas"/>
-                <w:color w:val="EEEEEE"/>
-                <w:sz w:val="17"/>
-              </w:rPr>
-              <w:t>178:  ip-&gt;nlink--;</w:t>
-              <w:br/>
-            </w:r>
-            <w:r>
-              <w:rPr>
-                <w:rFonts w:ascii="Consolas" w:hAnsi="Consolas"/>
-                <w:color w:val="EEEEEE"/>
-                <w:sz w:val="17"/>
-              </w:rPr>
-              <w:t>239:    dp-&gt;nlink--;</w:t>
-              <w:br/>
-            </w:r>
-            <w:r>
-              <w:rPr>
-                <w:rFonts w:ascii="Consolas" w:hAnsi="Consolas"/>
-                <w:color w:val="EEEEEE"/>
-                <w:sz w:val="17"/>
-              </w:rPr>
-              <w:t>244:  ip-&gt;nlink--;</w:t>
-              <w:br/>
-            </w:r>
-            <w:r>
-              <w:rPr>
-                <w:rFonts w:ascii="Consolas" w:hAnsi="Consolas"/>
-                <w:color w:val="8AE234"/>
-                <w:sz w:val="17"/>
-              </w:rPr>
-              <w:t>maxim@MaxCrt:~/xv6-riscv$ grep -n -B2 -A3 'itrunc(ip);' kernel/fs.c | head -n 20</w:t>
-              <w:br/>
-            </w:r>
-            <w:r>
-              <w:rPr>
-                <w:rFonts w:ascii="Consolas" w:hAnsi="Consolas"/>
-                <w:color w:val="EEEEEE"/>
-                <w:sz w:val="17"/>
-              </w:rPr>
-              <w:t>363-    release(&amp;itable.lock);</w:t>
-              <w:br/>
-            </w:r>
-            <w:r>
-              <w:rPr>
-                <w:rFonts w:ascii="Consolas" w:hAnsi="Consolas"/>
-                <w:color w:val="EEEEEE"/>
-                <w:sz w:val="17"/>
-              </w:rPr>
-              <w:t>364-</w:t>
-              <w:br/>
-            </w:r>
-            <w:r>
-              <w:rPr>
-                <w:rFonts w:ascii="Consolas" w:hAnsi="Consolas"/>
-                <w:color w:val="EEEEEE"/>
-                <w:sz w:val="17"/>
-              </w:rPr>
-              <w:t>365:    itrunc(ip); // free the data blocks (type stays nonzero on disk)</w:t>
-              <w:br/>
-            </w:r>
-            <w:r>
-              <w:rPr>
-                <w:rFonts w:ascii="Consolas" w:hAnsi="Consolas"/>
-                <w:color w:val="EEEEEE"/>
-                <w:sz w:val="17"/>
-              </w:rPr>
-              <w:t>366-    ip-&gt;valid = 0;</w:t>
-              <w:br/>
-            </w:r>
-            <w:r>
-              <w:rPr>
-                <w:rFonts w:ascii="Consolas" w:hAnsi="Consolas"/>
-                <w:color w:val="EEEEEE"/>
-                <w:sz w:val="17"/>
-              </w:rPr>
-              <w:t>367-</w:t>
-              <w:br/>
-            </w:r>
-            <w:r>
-              <w:rPr>
-                <w:rFonts w:ascii="Consolas" w:hAnsi="Consolas"/>
-                <w:color w:val="EEEEEE"/>
-                <w:sz w:val="17"/>
-              </w:rPr>
-              <w:t>368-    releasesleep(&amp;ip-&gt;lock);</w:t>
-            </w:r>
-          </w:p>
-        </w:tc>
-      </w:tr>
-    </w:tbl>
+      </w:pPr>
+      <w:r>
+        <w:drawing>
+          <wp:inline xmlns:a="http://schemas.openxmlformats.org/drawingml/2006/main" xmlns:pic="http://schemas.openxmlformats.org/drawingml/2006/picture">
+            <wp:extent cx="5837142" cy="1553143"/>
+            <wp:docPr id="5" name="Picture 5"/>
+            <wp:cNvGraphicFramePr>
+              <a:graphicFrameLocks noChangeAspect="1"/>
+            </wp:cNvGraphicFramePr>
+            <a:graphic>
+              <a:graphicData uri="http://schemas.openxmlformats.org/drawingml/2006/picture">
+                <pic:pic>
+                  <pic:nvPicPr>
+                    <pic:cNvPr id="0" name="image.png"/>
+                    <pic:cNvPicPr/>
+                  </pic:nvPicPr>
+                  <pic:blipFill>
+                    <a:blip r:embed="rId13"/>
+                    <a:stretch>
+                      <a:fillRect/>
+                    </a:stretch>
+                  </pic:blipFill>
+                  <pic:spPr>
+                    <a:xfrm>
+                      <a:off x="0" y="0"/>
+                      <a:ext cx="5837142" cy="1553143"/>
+                    </a:xfrm>
+                    <a:prstGeom prst="rect"/>
+                  </pic:spPr>
+                </pic:pic>
+              </a:graphicData>
+            </a:graphic>
+          </wp:inline>
+        </w:drawing>
+      </w:r>
+    </w:p>
     <w:p>
       <w:pPr>
         <w:spacing w:before="60" w:after="200"/>
@@ -3093,126 +2013,47 @@
         <w:t>5. Partea 3 – limitele sistemului de fișiere</w:t>
       </w:r>
     </w:p>
-    <w:tbl>
-      <w:tblPr>
-        <w:tblW w:type="auto" w:w="0"/>
+    <w:p>
+      <w:pPr>
+        <w:keepNext/>
+        <w:spacing w:after="0"/>
         <w:jc w:val="center"/>
-        <w:tblLook w:firstColumn="1" w:firstRow="1" w:lastColumn="0" w:lastRow="0" w:noHBand="0" w:noVBand="1" w:val="04A0"/>
-      </w:tblPr>
-      <w:tblGrid>
-        <w:gridCol w:w="9639"/>
-      </w:tblGrid>
-      <w:tr>
-        <w:tc>
-          <w:tcPr>
-            <w:tcW w:type="dxa" w:w="9639"/>
-            <w:shd w:val="clear" w:color="auto" w:fill="1E1E1E"/>
-          </w:tcPr>
-          <w:p>
-            <w:pPr>
-              <w:spacing w:after="0" w:line="240" w:lineRule="auto"/>
-            </w:pPr>
-            <w:r>
-              <w:rPr>
-                <w:rFonts w:ascii="Consolas" w:hAnsi="Consolas"/>
-                <w:color w:val="EEEEEE"/>
-                <w:sz w:val="17"/>
-              </w:rPr>
-              <w:t>xv6 kernel is booting</w:t>
-              <w:br/>
-            </w:r>
-            <w:r>
-              <w:rPr>
-                <w:rFonts w:ascii="Consolas" w:hAnsi="Consolas"/>
-                <w:color w:val="EEEEEE"/>
-                <w:sz w:val="17"/>
-              </w:rPr>
-              <w:br/>
-            </w:r>
-            <w:r>
-              <w:rPr>
-                <w:rFonts w:ascii="Consolas" w:hAnsi="Consolas"/>
-                <w:color w:val="EEEEEE"/>
-                <w:sz w:val="17"/>
-              </w:rPr>
-              <w:t>hart 1 starting</w:t>
-              <w:br/>
-            </w:r>
-            <w:r>
-              <w:rPr>
-                <w:rFonts w:ascii="Consolas" w:hAnsi="Consolas"/>
-                <w:color w:val="EEEEEE"/>
-                <w:sz w:val="17"/>
-              </w:rPr>
-              <w:t>hart 2 starting</w:t>
-              <w:br/>
-            </w:r>
-            <w:r>
-              <w:rPr>
-                <w:rFonts w:ascii="Consolas" w:hAnsi="Consolas"/>
-                <w:color w:val="EEEEEE"/>
-                <w:sz w:val="17"/>
-              </w:rPr>
-              <w:t>init: starting sh</w:t>
-              <w:br/>
-            </w:r>
-            <w:r>
-              <w:rPr>
-                <w:rFonts w:ascii="Consolas" w:hAnsi="Consolas"/>
-                <w:color w:val="8AE234"/>
-                <w:sz w:val="17"/>
-              </w:rPr>
-              <w:t>$ echo hi &gt; averyveryverylongname.txt</w:t>
-              <w:br/>
-            </w:r>
-            <w:r>
-              <w:rPr>
-                <w:rFonts w:ascii="Consolas" w:hAnsi="Consolas"/>
-                <w:color w:val="8AE234"/>
-                <w:sz w:val="17"/>
-              </w:rPr>
-              <w:t>$ ls a*</w:t>
-              <w:br/>
-            </w:r>
-            <w:r>
-              <w:rPr>
-                <w:rFonts w:ascii="Consolas" w:hAnsi="Consolas"/>
-                <w:color w:val="EEEEEE"/>
-                <w:sz w:val="17"/>
-              </w:rPr>
-              <w:t>ls: cannot open a*</w:t>
-              <w:br/>
-            </w:r>
-            <w:r>
-              <w:rPr>
-                <w:rFonts w:ascii="Consolas" w:hAnsi="Consolas"/>
-                <w:color w:val="8AE234"/>
-                <w:sz w:val="17"/>
-              </w:rPr>
-              <w:t>$ ls | grep avery</w:t>
-              <w:br/>
-            </w:r>
-            <w:r>
-              <w:rPr>
-                <w:rFonts w:ascii="Consolas" w:hAnsi="Consolas"/>
-                <w:color w:val="EEEEEE"/>
-                <w:sz w:val="17"/>
-              </w:rPr>
-              <w:t>averyveryveryl 2 29 3</w:t>
-              <w:br/>
-            </w:r>
-            <w:r>
-              <w:rPr>
-                <w:rFonts w:ascii="Consolas" w:hAnsi="Consolas"/>
-                <w:color w:val="8AE234"/>
-                <w:sz w:val="17"/>
-              </w:rPr>
-              <w:t>$ QEMU: Terminated</w:t>
-            </w:r>
-          </w:p>
-        </w:tc>
-      </w:tr>
-    </w:tbl>
+      </w:pPr>
+      <w:r>
+        <w:drawing>
+          <wp:inline xmlns:a="http://schemas.openxmlformats.org/drawingml/2006/main" xmlns:pic="http://schemas.openxmlformats.org/drawingml/2006/picture">
+            <wp:extent cx="5837142" cy="1553143"/>
+            <wp:docPr id="6" name="Picture 6"/>
+            <wp:cNvGraphicFramePr>
+              <a:graphicFrameLocks noChangeAspect="1"/>
+            </wp:cNvGraphicFramePr>
+            <a:graphic>
+              <a:graphicData uri="http://schemas.openxmlformats.org/drawingml/2006/picture">
+                <pic:pic>
+                  <pic:nvPicPr>
+                    <pic:cNvPr id="0" name="image.png"/>
+                    <pic:cNvPicPr/>
+                  </pic:nvPicPr>
+                  <pic:blipFill>
+                    <a:blip r:embed="rId14"/>
+                    <a:stretch>
+                      <a:fillRect/>
+                    </a:stretch>
+                  </pic:blipFill>
+                  <pic:spPr>
+                    <a:xfrm>
+                      <a:off x="0" y="0"/>
+                      <a:ext cx="5837142" cy="1553143"/>
+                    </a:xfrm>
+                    <a:prstGeom prst="rect"/>
+                  </pic:spPr>
+                </pic:pic>
+              </a:graphicData>
+            </a:graphic>
+          </wp:inline>
+        </w:drawing>
+      </w:r>
+    </w:p>
     <w:p>
       <w:pPr>
         <w:spacing w:before="60" w:after="200"/>
@@ -4936,234 +3777,47 @@
         <w:t xml:space="preserve"> octeți și se termină explicit cu 0, pentru că un nume de exact 14 caractere nu are terminator.</w:t>
       </w:r>
     </w:p>
-    <w:tbl>
-      <w:tblPr>
-        <w:tblW w:type="auto" w:w="0"/>
+    <w:p>
+      <w:pPr>
+        <w:keepNext/>
+        <w:spacing w:after="0"/>
         <w:jc w:val="center"/>
-        <w:tblLook w:firstColumn="1" w:firstRow="1" w:lastColumn="0" w:lastRow="0" w:noHBand="0" w:noVBand="1" w:val="04A0"/>
-      </w:tblPr>
-      <w:tblGrid>
-        <w:gridCol w:w="9639"/>
-      </w:tblGrid>
-      <w:tr>
-        <w:tc>
-          <w:tcPr>
-            <w:tcW w:type="dxa" w:w="9639"/>
-            <w:shd w:val="clear" w:color="auto" w:fill="1E1E1E"/>
-          </w:tcPr>
-          <w:p>
-            <w:pPr>
-              <w:spacing w:after="0" w:line="240" w:lineRule="auto"/>
-            </w:pPr>
-            <w:r>
-              <w:rPr>
-                <w:rFonts w:ascii="Consolas" w:hAnsi="Consolas"/>
-                <w:color w:val="EEEEEE"/>
-                <w:sz w:val="17"/>
-              </w:rPr>
-              <w:t>xv6 kernel is booting</w:t>
-              <w:br/>
-            </w:r>
-            <w:r>
-              <w:rPr>
-                <w:rFonts w:ascii="Consolas" w:hAnsi="Consolas"/>
-                <w:color w:val="EEEEEE"/>
-                <w:sz w:val="17"/>
-              </w:rPr>
-              <w:br/>
-            </w:r>
-            <w:r>
-              <w:rPr>
-                <w:rFonts w:ascii="Consolas" w:hAnsi="Consolas"/>
-                <w:color w:val="EEEEEE"/>
-                <w:sz w:val="17"/>
-              </w:rPr>
-              <w:t>hart 1 starting</w:t>
-              <w:br/>
-            </w:r>
-            <w:r>
-              <w:rPr>
-                <w:rFonts w:ascii="Consolas" w:hAnsi="Consolas"/>
-                <w:color w:val="EEEEEE"/>
-                <w:sz w:val="17"/>
-              </w:rPr>
-              <w:t>hart 2 starting</w:t>
-              <w:br/>
-            </w:r>
-            <w:r>
-              <w:rPr>
-                <w:rFonts w:ascii="Consolas" w:hAnsi="Consolas"/>
-                <w:color w:val="EEEEEE"/>
-                <w:sz w:val="17"/>
-              </w:rPr>
-              <w:t>init: starting sh</w:t>
-              <w:br/>
-            </w:r>
-            <w:r>
-              <w:rPr>
-                <w:rFonts w:ascii="Consolas" w:hAnsi="Consolas"/>
-                <w:color w:val="8AE234"/>
-                <w:sz w:val="17"/>
-              </w:rPr>
-              <w:t>$ mkdir a/b</w:t>
-              <w:br/>
-            </w:r>
-            <w:r>
-              <w:rPr>
-                <w:rFonts w:ascii="Consolas" w:hAnsi="Consolas"/>
-                <w:color w:val="8AE234"/>
-                <w:sz w:val="17"/>
-              </w:rPr>
-              <w:t>$ echo x &gt; a/b/target</w:t>
-              <w:br/>
-            </w:r>
-            <w:r>
-              <w:rPr>
-                <w:rFonts w:ascii="Consolas" w:hAnsi="Consolas"/>
-                <w:color w:val="8AE234"/>
-                <w:sz w:val="17"/>
-              </w:rPr>
-              <w:t>$ echo x &gt; a/target</w:t>
-              <w:br/>
-            </w:r>
-            <w:r>
-              <w:rPr>
-                <w:rFonts w:ascii="Consolas" w:hAnsi="Consolas"/>
-                <w:color w:val="8AE234"/>
-                <w:sz w:val="17"/>
-              </w:rPr>
-              <w:t>$ mkdir c</w:t>
-              <w:br/>
-            </w:r>
-            <w:r>
-              <w:rPr>
-                <w:rFonts w:ascii="Consolas" w:hAnsi="Consolas"/>
-                <w:color w:val="8AE234"/>
-                <w:sz w:val="17"/>
-              </w:rPr>
-              <w:t>$ echo y &gt; c/target</w:t>
-              <w:br/>
-            </w:r>
-            <w:r>
-              <w:rPr>
-                <w:rFonts w:ascii="Consolas" w:hAnsi="Consolas"/>
-                <w:color w:val="8AE234"/>
-                <w:sz w:val="17"/>
-              </w:rPr>
-              <w:t>$ find . target</w:t>
-              <w:br/>
-            </w:r>
-            <w:r>
-              <w:rPr>
-                <w:rFonts w:ascii="Consolas" w:hAnsi="Consolas"/>
-                <w:color w:val="EEEEEE"/>
-                <w:sz w:val="17"/>
-              </w:rPr>
-              <w:t>./a/b/target</w:t>
-              <w:br/>
-            </w:r>
-            <w:r>
-              <w:rPr>
-                <w:rFonts w:ascii="Consolas" w:hAnsi="Consolas"/>
-                <w:color w:val="EEEEEE"/>
-                <w:sz w:val="17"/>
-              </w:rPr>
-              <w:t>./a/target</w:t>
-              <w:br/>
-            </w:r>
-            <w:r>
-              <w:rPr>
-                <w:rFonts w:ascii="Consolas" w:hAnsi="Consolas"/>
-                <w:color w:val="EEEEEE"/>
-                <w:sz w:val="17"/>
-              </w:rPr>
-              <w:t>./c/target</w:t>
-              <w:br/>
-            </w:r>
-            <w:r>
-              <w:rPr>
-                <w:rFonts w:ascii="Consolas" w:hAnsi="Consolas"/>
-                <w:color w:val="8AE234"/>
-                <w:sz w:val="17"/>
-              </w:rPr>
-              <w:t>$ find a target</w:t>
-              <w:br/>
-            </w:r>
-            <w:r>
-              <w:rPr>
-                <w:rFonts w:ascii="Consolas" w:hAnsi="Consolas"/>
-                <w:color w:val="EEEEEE"/>
-                <w:sz w:val="17"/>
-              </w:rPr>
-              <w:t>a/b/target</w:t>
-              <w:br/>
-            </w:r>
-            <w:r>
-              <w:rPr>
-                <w:rFonts w:ascii="Consolas" w:hAnsi="Consolas"/>
-                <w:color w:val="EEEEEE"/>
-                <w:sz w:val="17"/>
-              </w:rPr>
-              <w:t>a/target</w:t>
-              <w:br/>
-            </w:r>
-            <w:r>
-              <w:rPr>
-                <w:rFonts w:ascii="Consolas" w:hAnsi="Consolas"/>
-                <w:color w:val="8AE234"/>
-                <w:sz w:val="17"/>
-              </w:rPr>
-              <w:t>$ find . nosuch</w:t>
-              <w:br/>
-            </w:r>
-            <w:r>
-              <w:rPr>
-                <w:rFonts w:ascii="Consolas" w:hAnsi="Consolas"/>
-                <w:color w:val="8AE234"/>
-                <w:sz w:val="17"/>
-              </w:rPr>
-              <w:t>$ find r2 x</w:t>
-              <w:br/>
-            </w:r>
-            <w:r>
-              <w:rPr>
-                <w:rFonts w:ascii="Consolas" w:hAnsi="Consolas"/>
-                <w:color w:val="EEEEEE"/>
-                <w:sz w:val="17"/>
-              </w:rPr>
-              <w:t>find: r2 is not a directory</w:t>
-              <w:br/>
-            </w:r>
-            <w:r>
-              <w:rPr>
-                <w:rFonts w:ascii="Consolas" w:hAnsi="Consolas"/>
-                <w:color w:val="8AE234"/>
-                <w:sz w:val="17"/>
-              </w:rPr>
-              <w:t>$ find</w:t>
-              <w:br/>
-            </w:r>
-            <w:r>
-              <w:rPr>
-                <w:rFonts w:ascii="Consolas" w:hAnsi="Consolas"/>
-                <w:color w:val="EEEEEE"/>
-                <w:sz w:val="17"/>
-              </w:rPr>
-              <w:t>Usage: find DIR NAME</w:t>
-              <w:br/>
-            </w:r>
-            <w:r>
-              <w:rPr>
-                <w:rFonts w:ascii="Consolas" w:hAnsi="Consolas"/>
-                <w:color w:val="8AE234"/>
-                <w:sz w:val="17"/>
-              </w:rPr>
-              <w:t>$ QEMU: Terminated</w:t>
-            </w:r>
-          </w:p>
-        </w:tc>
-      </w:tr>
-    </w:tbl>
+      </w:pPr>
+      <w:r>
+        <w:drawing>
+          <wp:inline xmlns:a="http://schemas.openxmlformats.org/drawingml/2006/main" xmlns:pic="http://schemas.openxmlformats.org/drawingml/2006/picture">
+            <wp:extent cx="5837142" cy="2787428"/>
+            <wp:docPr id="7" name="Picture 7"/>
+            <wp:cNvGraphicFramePr>
+              <a:graphicFrameLocks noChangeAspect="1"/>
+            </wp:cNvGraphicFramePr>
+            <a:graphic>
+              <a:graphicData uri="http://schemas.openxmlformats.org/drawingml/2006/picture">
+                <pic:pic>
+                  <pic:nvPicPr>
+                    <pic:cNvPr id="0" name="image.png"/>
+                    <pic:cNvPicPr/>
+                  </pic:nvPicPr>
+                  <pic:blipFill>
+                    <a:blip r:embed="rId15"/>
+                    <a:stretch>
+                      <a:fillRect/>
+                    </a:stretch>
+                  </pic:blipFill>
+                  <pic:spPr>
+                    <a:xfrm>
+                      <a:off x="0" y="0"/>
+                      <a:ext cx="5837142" cy="2787428"/>
+                    </a:xfrm>
+                    <a:prstGeom prst="rect"/>
+                  </pic:spPr>
+                </pic:pic>
+              </a:graphicData>
+            </a:graphic>
+          </wp:inline>
+        </w:drawing>
+      </w:r>
+    </w:p>
     <w:p>
       <w:pPr>
         <w:spacing w:before="60" w:after="200"/>

--- a/lab6/Lab6_CereteuMaxim_FAF-243.docx
+++ b/lab6/Lab6_CereteuMaxim_FAF-243.docx
@@ -337,47 +337,7 @@
         <w:t>riscv64-linux-gnu-gcc</w:t>
       </w:r>
       <w:r>
-        <w:t xml:space="preserve"> 15.2 și emulatorul QEMU 10.2. Comenzile au fost rulate de scriptul </w:t>
-      </w:r>
-      <w:r>
-        <w:rPr>
-          <w:rFonts w:ascii="Consolas" w:hAnsi="Consolas"/>
-          <w:sz w:val="21"/>
-        </w:rPr>
-        <w:t>tools/capture.sh</w:t>
-      </w:r>
-      <w:r>
-        <w:t xml:space="preserve"> din depozit într-o fereastră Windows Terminal cu profilul Ubuntu; la sfârșitul fiecărei părți scriptul </w:t>
-      </w:r>
-      <w:r>
-        <w:rPr>
-          <w:rFonts w:ascii="Consolas" w:hAnsi="Consolas"/>
-          <w:sz w:val="21"/>
-        </w:rPr>
-        <w:t>tools/shot.ps1</w:t>
-      </w:r>
-      <w:r>
-        <w:t xml:space="preserve"> a făcut o captură de ecran a ferestrei (</w:t>
-      </w:r>
-      <w:r>
-        <w:rPr>
-          <w:rFonts w:ascii="Consolas" w:hAnsi="Consolas"/>
-          <w:sz w:val="21"/>
-        </w:rPr>
-        <w:t>labN/output/*.png</w:t>
-      </w:r>
-      <w:r>
-        <w:t xml:space="preserve">), iar textul afișat a fost salvat și în </w:t>
-      </w:r>
-      <w:r>
-        <w:rPr>
-          <w:rFonts w:ascii="Consolas" w:hAnsi="Consolas"/>
-          <w:sz w:val="21"/>
-        </w:rPr>
-        <w:t>labN/output/*.txt</w:t>
-      </w:r>
-      <w:r>
-        <w:t xml:space="preserve">. Figurile de mai jos sunt aceste capturi de ecran. Programele </w:t>
+        <w:t xml:space="preserve"> 15.2 și emulatorul QEMU 10.2. Figurile de mai jos sunt capturi de ecran ale terminalului. Programele </w:t>
       </w:r>
       <w:r>
         <w:rPr>
